--- a/resources/zonal-work-order-template-ghmc.docx
+++ b/resources/zonal-work-order-template-ghmc.docx
@@ -134,6 +134,59 @@
     <w:p>
       <w:pPr>
         <w:pStyle w:val="Normal"/>
+        <w:rPr>
+          <w:sz w:val="22"/>
+          <w:szCs w:val="22"/>
+        </w:rPr>
+      </w:pPr>
+      <w:r>
+        <w:rPr>
+          <w:sz w:val="22"/>
+          <w:szCs w:val="22"/>
+        </w:rPr>
+      </w:r>
+    </w:p>
+    <w:p>
+      <w:pPr>
+        <w:pStyle w:val="Normal"/>
+        <w:rPr>
+          <w:rFonts w:ascii="Book Antiqua" w:hAnsi="Book Antiqua" w:cs="Book Antiqua"/>
+          <w:b/>
+          <w:sz w:val="22"/>
+          <w:szCs w:val="22"/>
+        </w:rPr>
+      </w:pPr>
+      <w:r>
+        <w:rPr>
+          <w:rFonts w:cs="Book Antiqua" w:ascii="Book Antiqua" w:hAnsi="Book Antiqua"/>
+          <w:b/>
+          <w:sz w:val="22"/>
+          <w:szCs w:val="22"/>
+        </w:rPr>
+        <w:t xml:space="preserve">Work Order No.              /SE/{{ZoneAbbr}}/{{Corp}}/{{FY}}</w:t>
+      </w:r>
+      <w:r>
+        <w:rPr>
+          <w:rFonts w:cs="Book Antiqua" w:ascii="Book Antiqua" w:hAnsi="Book Antiqua"/>
+          <w:b/>
+          <w:sz w:val="18"/>
+          <w:szCs w:val="18"/>
+        </w:rPr>
+        <w:t xml:space="preserve">                                        </w:t>
+      </w:r>
+      <w:r>
+        <w:rPr>
+          <w:rFonts w:cs="Book Antiqua" w:ascii="Book Antiqua" w:hAnsi="Book Antiqua"/>
+          <w:b/>
+          <w:sz w:val="22"/>
+          <w:szCs w:val="22"/>
+        </w:rPr>
+        <w:t xml:space="preserve">DT.                     -{{Agmt Year}}</w:t>
+      </w:r>
+    </w:p>
+    <w:p>
+      <w:pPr>
+        <w:pStyle w:val="Normal"/>
         <w:pBdr>
           <w:bottom w:val="single" w:sz="6" w:space="1" w:color="000000"/>
         </w:pBdr>
@@ -207,44 +260,6 @@
           <w:sz w:val="14"/>
           <w:szCs w:val="20"/>
         </w:rPr>
-      </w:r>
-    </w:p>
-    <w:p>
-      <w:pPr>
-        <w:pStyle w:val="Normal"/>
-        <w:rPr>
-          <w:rFonts w:ascii="Book Antiqua" w:hAnsi="Book Antiqua" w:cs="Book Antiqua"/>
-          <w:b/>
-          <w:sz w:val="22"/>
-          <w:szCs w:val="22"/>
-        </w:rPr>
-      </w:pPr>
-      <w:r>
-        <w:rPr>
-          <w:rFonts w:cs="Book Antiqua" w:ascii="Book Antiqua" w:hAnsi="Book Antiqua"/>
-          <w:b/>
-          <w:sz w:val="22"/>
-          <w:szCs w:val="22"/>
-        </w:rPr>
-        <w:t xml:space="preserve">Work Order No.              /SE/{{ZoneAbbr}}/{{Corp}}/{{FY}}</w:t>
-      </w:r>
-      <w:r>
-        <w:rPr>
-          <w:rFonts w:cs="Book Antiqua" w:ascii="Book Antiqua" w:hAnsi="Book Antiqua"/>
-          <w:b/>
-          <w:sz w:val="18"/>
-          <w:szCs w:val="18"/>
-        </w:rPr>
-        <w:t xml:space="preserve">                                        </w:t>
-      </w:r>
-      <w:r>
-        <w:rPr>
-          <w:rFonts w:cs="Book Antiqua" w:ascii="Book Antiqua" w:hAnsi="Book Antiqua"/>
-          <w:b/>
-          <w:sz w:val="22"/>
-          <w:szCs w:val="22"/>
-        </w:rPr>
-        <w:t xml:space="preserve">DT.                     -{{Agmt Year}}</w:t>
       </w:r>
     </w:p>
     <w:p>
